--- a/ru/wisdom-stories/diderot-effect.docx
+++ b/ru/wisdom-stories/diderot-effect.docx
@@ -4,246 +4,128 @@
   <w:body>
     <w:p>
       <w:pPr>
-        <w:spacing w:before="0" w:after="60"/>
-        <w:jc w:val="left"/>
+        <w:pStyle w:val="Title"/>
       </w:pPr>
       <w:r>
-        <w:rPr>
-          <w:rFonts w:ascii="Arial" w:hAnsi="Arial" w:eastAsia="Arial"/>
-          <w:i w:val="0"/>
-          <w:color w:val="000000"/>
-          <w:sz w:val="52"/>
-        </w:rPr>
         <w:t>Эффект Дидро</w:t>
       </w:r>
     </w:p>
     <w:p>
-      <w:pPr>
-        <w:jc w:val="left"/>
-      </w:pPr>
+      <w:pPr/>
       <w:r>
-        <w:rPr>
-          <w:rFonts w:ascii="Arial" w:hAnsi="Arial" w:eastAsia="Arial"/>
-          <w:i w:val="0"/>
-          <w:color w:val="000000"/>
-          <w:sz w:val="22"/>
-        </w:rPr>
-        <w:t>Один из французских писателей XVIII века, просветитель Дени Дидро, попадает в огромное долговое болото. Его жалкое положение доходит до русской императрицы Екатерины.</w:t>
+        <w:t>Французский писатель и просветитель XVIII века Дени Дидро погряз в долгах. О его бедственном положении узнала российская императрица Екатерина.</w:t>
+      </w:r>
+    </w:p>
+    <w:p>
+      <w:pPr/>
+      <w:r>
+        <w:t>Желая помочь Дидро, императрица выкупила его библиотеку, но оставила книги у него. Более того, она назначила его хранителем этой библиотеки и выплатила жалованье за двадцать пять лет вперёд. Получив целое состояние, Дидро расплатился с долгами и вздохнул с облегчением.</w:t>
       </w:r>
     </w:p>
     <w:p>
       <w:pPr>
-        <w:jc w:val="left"/>
+        <w:spacing w:after="80"/>
       </w:pPr>
       <w:r>
-        <w:rPr>
-          <w:rFonts w:ascii="Arial" w:hAnsi="Arial" w:eastAsia="Arial"/>
-          <w:i w:val="0"/>
-          <w:color w:val="000000"/>
-          <w:sz w:val="22"/>
-        </w:rPr>
-        <w:t>Императрица делает Дидро щедрое предложение, чтобы вырваться из этого болота: она выкупает его библиотеку за деньги и возвращает её ему. Более того, она выплачивает Дидро зарплату за 25 лет работы в этой библиотеке авансом. Конечно, выплата этого аванса в такой неожиданный момент означала для Дидро целое состояние. Теперь Дидро был свободен от всех долгов и облегчен.</w:t>
+        <w:t>Однажды друг подарил ему роскошный красный бархатный халат. С него всё и началось…</w:t>
+      </w:r>
+    </w:p>
+    <w:p>
+      <w:pPr/>
+      <w:r>
+        <w:t>Работая за столом в новом халате, Дидро вдруг заметил, как убого выглядит рядом с ним старая мебель.</w:t>
+      </w:r>
+    </w:p>
+    <w:p>
+      <w:pPr/>
+      <w:r>
+        <w:t>Воодушевлённый своим богатством, он тут же купил великолепный стол. Теперь стол и халат подходили друг другу.</w:t>
       </w:r>
     </w:p>
     <w:p>
       <w:pPr>
-        <w:jc w:val="left"/>
+        <w:spacing w:after="80"/>
       </w:pPr>
       <w:r>
-        <w:rPr>
-          <w:rFonts w:ascii="Arial" w:hAnsi="Arial" w:eastAsia="Arial"/>
-          <w:i w:val="0"/>
-          <w:color w:val="000000"/>
-          <w:sz w:val="22"/>
-        </w:rPr>
-        <w:t>Однажды друг дарит ему красный бархатный халат (роскошную верхнюю одежду). С этого всё и начинается…</w:t>
+        <w:t>Но старый ковёр уже не сочетался ни с тем, ни с другим. Пришлось купить и новый ковёр.</w:t>
+      </w:r>
+    </w:p>
+    <w:p>
+      <w:pPr/>
+      <w:r>
+        <w:t>И всё же что-то не давало покоя. Кресла, шкафы, стулья, картины и украшения казались старыми и неуместными.</w:t>
       </w:r>
     </w:p>
     <w:p>
       <w:pPr>
-        <w:jc w:val="left"/>
+        <w:spacing w:after="80"/>
       </w:pPr>
       <w:r>
-        <w:rPr>
-          <w:rFonts w:ascii="Arial" w:hAnsi="Arial" w:eastAsia="Arial"/>
-          <w:i w:val="0"/>
-          <w:color w:val="000000"/>
-          <w:sz w:val="22"/>
-        </w:rPr>
-        <w:t>Дени надевает халат. Усердно работая за своим столом, он вдруг понимает, что этот красивый бархатный халат и стол не сочетаются.</w:t>
+        <w:t>За одной покупкой следовала другая.</w:t>
       </w:r>
     </w:p>
     <w:p>
       <w:pPr>
-        <w:jc w:val="left"/>
+        <w:spacing w:after="80"/>
       </w:pPr>
       <w:r>
-        <w:rPr>
-          <w:rFonts w:ascii="Arial" w:hAnsi="Arial" w:eastAsia="Arial"/>
-          <w:i w:val="0"/>
-          <w:color w:val="000000"/>
-          <w:sz w:val="22"/>
-        </w:rPr>
-        <w:t>Опьяненный деньгами в своем сейфе, он тут же идёт менять стол и покупает великолепный. Платье и стол теперь подходят друг другу…</w:t>
+        <w:t>Шло время, и постепенно Дидро сменил в доме всё до последней мелочи.</w:t>
+      </w:r>
+    </w:p>
+    <w:p>
+      <w:pPr/>
+      <w:r>
+        <w:t>Наконец он понял, что снова оказался там, откуда начал. Причиной было его собственное ненасытное желание приобретать всё новые вещи.</w:t>
       </w:r>
     </w:p>
     <w:p>
       <w:pPr>
-        <w:jc w:val="left"/>
+        <w:spacing w:after="80"/>
       </w:pPr>
       <w:r>
-        <w:rPr>
-          <w:rFonts w:ascii="Arial" w:hAnsi="Arial" w:eastAsia="Arial"/>
-          <w:i w:val="0"/>
-          <w:color w:val="000000"/>
-          <w:sz w:val="22"/>
-        </w:rPr>
-        <w:t>Но затем он видит, что старый ковер на полу не подходит ни к платью, ни к столу. Он бежит и покупает ковер, который подходит и его деньгам, и ему самому.</w:t>
+        <w:t>Об этом Дидро написал произведение «Сожаления о моём старом халате». В нём есть такая мысль:</w:t>
       </w:r>
     </w:p>
     <w:p>
       <w:pPr>
-        <w:jc w:val="left"/>
+        <w:keepNext/>
+        <w:spacing w:after="80"/>
       </w:pPr>
       <w:r>
-        <w:rPr>
-          <w:rFonts w:ascii="Arial" w:hAnsi="Arial" w:eastAsia="Arial"/>
-          <w:i w:val="0"/>
-          <w:color w:val="000000"/>
-          <w:sz w:val="22"/>
-        </w:rPr>
-        <w:t>И все же внутри него оставалось чувство беспокойства. Кресла, шкафы, стулья, картины на стенах и украшения в комнате больше не сочетаются друг с другом, они кажутся старыми…</w:t>
+        <w:t>«Я был хозяином своего старого халата, но стал рабом нового».</w:t>
       </w:r>
     </w:p>
     <w:p>
       <w:pPr>
-        <w:jc w:val="left"/>
+        <w:keepNext/>
+        <w:keepLines/>
+        <w:spacing w:before="160"/>
       </w:pPr>
       <w:r>
         <w:rPr>
-          <w:rFonts w:ascii="Arial" w:hAnsi="Arial" w:eastAsia="Arial"/>
-          <w:i w:val="0"/>
-          <w:color w:val="000000"/>
-          <w:sz w:val="22"/>
+          <w:b/>
         </w:rPr>
-        <w:t>Все начинает доходить до него…</w:t>
+        <w:t>Мораль:</w:t>
+      </w:r>
+      <w:r>
+        <w:t xml:space="preserve"> Приобретя что-то новое, человек чувствует потребность изменить всё остальное — это называется «эффектом Дидро». Жадности нет конца; лучше быть хозяином старого, чем рабом нового.</w:t>
       </w:r>
     </w:p>
     <w:p>
       <w:pPr>
-        <w:jc w:val="left"/>
+        <w:spacing w:after="80"/>
       </w:pPr>
       <w:r>
         <w:rPr>
-          <w:rFonts w:ascii="Arial" w:hAnsi="Arial" w:eastAsia="Arial"/>
-          <w:i w:val="0"/>
-          <w:color w:val="000000"/>
-          <w:sz w:val="22"/>
-        </w:rPr>
-        <w:t>Время идет, время уходит… Дидро переделал в доме все, от иголки до нитки.</w:t>
-      </w:r>
-    </w:p>
-    <w:p>
-      <w:pPr>
-        <w:jc w:val="left"/>
-      </w:pPr>
-      <w:r>
-        <w:rPr>
-          <w:rFonts w:ascii="Arial" w:hAnsi="Arial" w:eastAsia="Arial"/>
-          <w:i w:val="0"/>
-          <w:color w:val="000000"/>
-          <w:sz w:val="22"/>
-        </w:rPr>
-        <w:t>Дидеро быстро осознал ситуацию. Он понял, что причиной его возвращения к исходной точке была его собственная неиссякаемая жадность.</w:t>
-      </w:r>
-    </w:p>
-    <w:p>
-      <w:pPr>
-        <w:jc w:val="left"/>
-      </w:pPr>
-      <w:r>
-        <w:rPr>
-          <w:rFonts w:ascii="Arial" w:hAnsi="Arial" w:eastAsia="Arial"/>
-          <w:i w:val="0"/>
-          <w:color w:val="000000"/>
-          <w:sz w:val="22"/>
-        </w:rPr>
-        <w:t>В результате автор написал свое знаменитое произведение на эту тему, «Я сожалею о расставании со своим старым платьем». Затем он написал короткое предложение, которое войдет в историю:</w:t>
-      </w:r>
-    </w:p>
-    <w:p>
-      <w:pPr>
-        <w:jc w:val="left"/>
-      </w:pPr>
-      <w:r>
-        <w:rPr>
-          <w:rFonts w:ascii="Arial" w:hAnsi="Arial" w:eastAsia="Arial"/>
-          <w:i w:val="0"/>
-          <w:color w:val="000000"/>
-          <w:sz w:val="22"/>
-        </w:rPr>
-        <w:t>«Будучи хозяином своего старого платья, я стал рабом нового».</w:t>
-      </w:r>
-    </w:p>
-    <w:p>
-      <w:pPr>
-        <w:pStyle w:val="Moral"/>
-        <w:keepNext/>
-        <w:keepLines/>
-        <w:widowControl/>
-        <w:spacing w:before="240" w:after="180" w:line="283" w:lineRule="auto"/>
-        <w:ind w:left="240" w:right="240"/>
-        <w:jc w:val="left"/>
-        <w:pBdr>
-          <w:top w:val="single" w:sz="8" w:space="7" w:color="E8D59A"/>
-          <w:left w:val="single" w:sz="32" w:space="11" w:color="C6A23A"/>
-          <w:bottom w:val="single" w:sz="8" w:space="7" w:color="E8D59A"/>
-          <w:right w:val="single" w:sz="8" w:space="11" w:color="E8D59A"/>
-        </w:pBdr>
-        <w:shd w:val="clear" w:color="auto" w:fill="FFF8E1"/>
-      </w:pPr>
-      <w:r>
-        <w:rPr>
-          <w:rFonts w:ascii="Arial" w:hAnsi="Arial" w:eastAsia="Arial" w:cs="Arial"/>
-          <w:b/>
-          <w:i w:val="0"/>
-          <w:color w:val="9A7417"/>
-          <w:sz w:val="22"/>
-        </w:rPr>
-        <w:t xml:space="preserve">Мораль: </w:t>
-      </w:r>
-      <w:r>
-        <w:rPr>
-          <w:rFonts w:ascii="Arial" w:hAnsi="Arial" w:eastAsia="Arial" w:cs="Arial"/>
-          <w:b w:val="0"/>
-          <w:i w:val="0"/>
-          <w:color w:val="3F3826"/>
-          <w:sz w:val="22"/>
-        </w:rPr>
-        <w:t>Приобретя что-то новое, человек чувствует потребность изменить всё остальное — это называется «эффектом Дидро». Жадности нет конца; лучше быть хозяином старого, чем рабом нового.</w:t>
-      </w:r>
-    </w:p>
-    <w:p>
-      <w:pPr>
-        <w:keepLines/>
-        <w:widowControl/>
-        <w:spacing w:before="60" w:after="0" w:line="240" w:lineRule="auto"/>
-        <w:jc w:val="right"/>
-      </w:pPr>
-      <w:r>
-        <w:rPr>
-          <w:rFonts w:ascii="Arial" w:hAnsi="Arial" w:eastAsia="Arial" w:cs="Arial"/>
-          <w:b w:val="0"/>
           <w:i/>
-          <w:color w:val="8A7950"/>
-          <w:sz w:val="17"/>
+          <w:sz w:val="18"/>
         </w:rPr>
         <w:t>«История взята из открытых источников Интернета.»</w:t>
       </w:r>
     </w:p>
     <w:sectPr>
-      <w:pgSz w:w="12240" w:h="15840"/>
-      <w:pgMar w:top="1440" w:right="1440" w:bottom="1440" w:left="1440" w:header="708" w:footer="708" w:gutter="0"/>
+      <w:pgSz w:w="11909" w:h="16834"/>
+      <w:pgMar w:top="1152" w:right="1224" w:bottom="1152" w:left="1224" w:header="720" w:footer="720" w:gutter="0"/>
       <w:cols w:space="720"/>
       <w:docGrid w:linePitch="360"/>
     </w:sectPr>
@@ -615,12 +497,14 @@
     <w:qFormat/>
     <w:rsid w:val="00FC693F"/>
     <w:pPr>
-      <w:spacing w:before="0" w:after="160" w:line="276" w:lineRule="auto"/>
+      <w:widowControl/>
+      <w:spacing w:after="120" w:line="269" w:lineRule="auto"/>
     </w:pPr>
     <w:rPr>
-      <w:rFonts w:ascii="Arial" w:hAnsi="Arial" w:eastAsia="Arial"/>
+      <w:rFonts w:ascii="Arial" w:hAnsi="Arial"/>
       <w:color w:val="000000"/>
       <w:sz w:val="22"/>
+      <w:lang w:val="ru-RU"/>
     </w:rPr>
   </w:style>
   <w:style w:type="paragraph" w:styleId="Header">
@@ -964,18 +848,20 @@
     <w:qFormat/>
     <w:rsid w:val="00FC693F"/>
     <w:pPr>
+      <w:keepNext/>
       <w:pBdr>
         <w:bottom w:val="single" w:sz="8" w:space="4" w:color="4F81BD" w:themeColor="accent1"/>
       </w:pBdr>
-      <w:spacing w:after="300" w:line="240" w:lineRule="auto"/>
+      <w:spacing w:after="280" w:line="240" w:lineRule="auto"/>
       <w:contextualSpacing/>
     </w:pPr>
     <w:rPr>
-      <w:rFonts w:asciiTheme="majorHAnsi" w:eastAsiaTheme="majorEastAsia" w:hAnsiTheme="majorHAnsi" w:cstheme="majorBidi"/>
-      <w:color w:val="17365D" w:themeColor="text2" w:themeShade="BF"/>
+      <w:rFonts w:asciiTheme="majorHAnsi" w:eastAsiaTheme="majorEastAsia" w:hAnsiTheme="majorHAnsi" w:cstheme="majorBidi" w:ascii="Arial" w:hAnsi="Arial"/>
+      <w:b/>
+      <w:color w:val="000000"/>
       <w:spacing w:val="5"/>
       <w:kern w:val="28"/>
-      <w:sz w:val="52"/>
+      <w:sz w:val="34"/>
       <w:szCs w:val="52"/>
     </w:rPr>
   </w:style>
@@ -12304,18 +12190,6 @@
         <w:shd w:val="clear" w:color="auto" w:fill="FBCAA2" w:themeFill="accent6" w:themeFillTint="7F"/>
       </w:tcPr>
     </w:tblStylePr>
-  </w:style>
-  <w:style w:type="paragraph" w:customStyle="1" w:styleId="Moral">
-    <w:name w:val="Moral"/>
-    <w:basedOn w:val="Normal"/>
-    <w:pPr>
-      <w:spacing w:before="160" w:after="0" w:line="276" w:lineRule="auto"/>
-    </w:pPr>
-    <w:rPr>
-      <w:rFonts w:ascii="Arial" w:hAnsi="Arial" w:eastAsia="Arial"/>
-      <w:i/>
-      <w:sz w:val="22"/>
-    </w:rPr>
   </w:style>
 </w:styles>
 </file>

--- a/ru/wisdom-stories/diderot-effect.docx
+++ b/ru/wisdom-stories/diderot-effect.docx
@@ -33,7 +33,7 @@
     <w:p>
       <w:pPr/>
       <w:r>
-        <w:t>Работая за столом в новом халате, Дидро вдруг заметил, как убого выглядит рядом с ним старая мебель.</w:t>
+        <w:t>Работая за столом в новом халате, Дидро вдруг подумал, что прекрасный бархатный халат и стол не подходят друг другу.</w:t>
       </w:r>
     </w:p>
     <w:p>
@@ -47,7 +47,7 @@
         <w:spacing w:after="80"/>
       </w:pPr>
       <w:r>
-        <w:t>Но старый ковёр уже не сочетался ни с тем, ни с другим. Пришлось купить и новый ковёр.</w:t>
+        <w:t>Но старый ковёр уже не сочетался ни с тем, ни с другим. Он побежал и купил ковёр, подходящий его деньгам и ему самому.</w:t>
       </w:r>
     </w:p>
     <w:p>
@@ -61,7 +61,7 @@
         <w:spacing w:after="80"/>
       </w:pPr>
       <w:r>
-        <w:t>За одной покупкой следовала другая.</w:t>
+        <w:t>Теперь всё бросалось ему в глаза.</w:t>
       </w:r>
     </w:p>
     <w:p>
@@ -83,7 +83,7 @@
         <w:spacing w:after="80"/>
       </w:pPr>
       <w:r>
-        <w:t>Об этом Дидро написал произведение «Сожаления о моём старом халате». В нём есть такая мысль:</w:t>
+        <w:t>Об этом Дидро написал произведение «Жалею, что расстался со своим старым халатом». В нём есть такая мысль:</w:t>
       </w:r>
     </w:p>
     <w:p>
@@ -105,11 +105,9 @@
         <w:rPr>
           <w:b/>
         </w:rPr>
-        <w:t>Мораль:</w:t>
+        <w:t>Мораль: Приобретя что-то новое, человек чувствует потребность изменить всё остальное — это называется «эффектом Дидро». Жадности нет конца; лучше быть хозяином старого, чем рабом нового.</w:t>
       </w:r>
-      <w:r>
-        <w:t xml:space="preserve"> Приобретя что-то новое, человек чувствует потребность изменить всё остальное — это называется «эффектом Дидро». Жадности нет конца; лучше быть хозяином старого, чем рабом нового.</w:t>
-      </w:r>
+      <w:r/>
     </w:p>
     <w:p>
       <w:pPr>
@@ -120,7 +118,7 @@
           <w:i/>
           <w:sz w:val="18"/>
         </w:rPr>
-        <w:t>«История взята из открытых источников Интернета.»</w:t>
+        <w:t>Рассказы взяты из открытых интернет-источников, а иллюстрации созданы с помощью ИИ.</w:t>
       </w:r>
     </w:p>
     <w:sectPr>
